--- a/handouts/AI-for-Excel-Session-2-Exercise.docx
+++ b/handouts/AI-for-Excel-Session-2-Exercise.docx
@@ -298,7 +298,24 @@
           <w:color w:val="101110"/>
           <w:sz w:val="22"/>
         </w:rPr>
-        <w:t>). Ask AI to draft it, then ask it to *explain* the formula back to you.</w:t>
+        <w:t xml:space="preserve">). Ask AI to draft it, then ask it to </w:t>
+      </w:r>
+      <w:r>
+        <w:rPr>
+          <w:rFonts w:ascii="Calibri" w:hAnsi="Calibri"/>
+          <w:i/>
+          <w:color w:val="101110"/>
+          <w:sz w:val="22"/>
+        </w:rPr>
+        <w:t>explain</w:t>
+      </w:r>
+      <w:r>
+        <w:rPr>
+          <w:rFonts w:ascii="Calibri" w:hAnsi="Calibri"/>
+          <w:color w:val="101110"/>
+          <w:sz w:val="22"/>
+        </w:rPr>
+        <w:t xml:space="preserve"> the formula back to you.</w:t>
       </w:r>
     </w:p>
     <w:p>
@@ -493,7 +510,7 @@
           <w:color w:val="101110"/>
           <w:sz w:val="30"/>
         </w:rPr>
-        <w:t>Part 2 — Ask a *new* question (required)</w:t>
+        <w:t>Part 2 — Ask a new question (required)</w:t>
       </w:r>
     </w:p>
     <w:p>
@@ -506,7 +523,41 @@
           <w:color w:val="101110"/>
           <w:sz w:val="22"/>
         </w:rPr>
-        <w:t xml:space="preserve">Pose one question the slides didn't answer — e.g. *"Which month was worst across all departments?"* or *"Which category drives Marketing's overspend?"* (use the </w:t>
+        <w:t xml:space="preserve">Pose one question the slides didn't answer — e.g. </w:t>
+      </w:r>
+      <w:r>
+        <w:rPr>
+          <w:rFonts w:ascii="Calibri" w:hAnsi="Calibri"/>
+          <w:i/>
+          <w:color w:val="101110"/>
+          <w:sz w:val="22"/>
+        </w:rPr>
+        <w:t>"Which month was worst across all departments?"</w:t>
+      </w:r>
+      <w:r>
+        <w:rPr>
+          <w:rFonts w:ascii="Calibri" w:hAnsi="Calibri"/>
+          <w:color w:val="101110"/>
+          <w:sz w:val="22"/>
+        </w:rPr>
+        <w:t xml:space="preserve"> or </w:t>
+      </w:r>
+      <w:r>
+        <w:rPr>
+          <w:rFonts w:ascii="Calibri" w:hAnsi="Calibri"/>
+          <w:i/>
+          <w:color w:val="101110"/>
+          <w:sz w:val="22"/>
+        </w:rPr>
+        <w:t>"Which category drives Marketing's overspend?"</w:t>
+      </w:r>
+      <w:r>
+        <w:rPr>
+          <w:rFonts w:ascii="Calibri" w:hAnsi="Calibri"/>
+          <w:color w:val="101110"/>
+          <w:sz w:val="22"/>
+        </w:rPr>
+        <w:t xml:space="preserve"> (use the </w:t>
       </w:r>
       <w:r>
         <w:rPr>
@@ -847,7 +898,24 @@
           <w:color w:val="101110"/>
           <w:sz w:val="22"/>
         </w:rPr>
-        <w:t>[ ] I asked AI to *explain* something, not just produce it</w:t>
+        <w:t xml:space="preserve">[ ] I asked AI to </w:t>
+      </w:r>
+      <w:r>
+        <w:rPr>
+          <w:rFonts w:ascii="Calibri" w:hAnsi="Calibri"/>
+          <w:i/>
+          <w:color w:val="101110"/>
+          <w:sz w:val="22"/>
+        </w:rPr>
+        <w:t>explain</w:t>
+      </w:r>
+      <w:r>
+        <w:rPr>
+          <w:rFonts w:ascii="Calibri" w:hAnsi="Calibri"/>
+          <w:color w:val="101110"/>
+          <w:sz w:val="22"/>
+        </w:rPr>
+        <w:t xml:space="preserve"> something, not just produce it</w:t>
       </w:r>
     </w:p>
     <w:p>
